--- a/trainer_education/Jah_3Day_Training_Plan.docx
+++ b/trainer_education/Jah_3Day_Training_Plan.docx
@@ -940,7 +940,7 @@
                 <w:sz w:val="16"/>
                 <w:szCs w:val="16"/>
               </w:rPr>
-              <w:t xml:space="preserve">Weighted +15 lbs — 8+ reps</w:t>
+              <w:t xml:space="preserve">Weighted +15 lbs (DB between feet or plate) — 8+ reps</w:t>
             </w:r>
           </w:p>
         </w:tc>
@@ -1082,7 +1082,7 @@
                 <w:sz w:val="16"/>
                 <w:szCs w:val="16"/>
               </w:rPr>
-              <w:t xml:space="preserve">72.5 lbs</w:t>
+              <w:t xml:space="preserve">72.5 lbs — landmine or Kieser above the 60 lb DB ceiling</w:t>
             </w:r>
           </w:p>
         </w:tc>
@@ -1224,7 +1224,7 @@
                 <w:sz w:val="16"/>
                 <w:szCs w:val="16"/>
               </w:rPr>
-              <w:t xml:space="preserve">75 lbs / hand</w:t>
+              <w:t xml:space="preserve">75 lbs / hand — trap bar above the 60 lb DB ceiling</w:t>
             </w:r>
           </w:p>
         </w:tc>
@@ -1650,7 +1650,7 @@
                 <w:sz w:val="16"/>
                 <w:szCs w:val="16"/>
               </w:rPr>
-              <w:t xml:space="preserve">72.5–75 lbs</w:t>
+              <w:t xml:space="preserve">72.5–75 lbs — barbell/landmine above the 60 lb/hand DB ceiling</w:t>
             </w:r>
           </w:p>
         </w:tc>
@@ -1908,7 +1908,7 @@
           <w:sz w:val="17"/>
           <w:szCs w:val="17"/>
         </w:rPr>
-        <w:t xml:space="preserve">Technique day — form over load. Back Squat, Split Squat, Single-Arm Row, and Deadlift all run at their Week 1 working loads (60% of estimated 1RM off Jah's tested 5RMs). No PRs today; the goal is clean patterns at 3 RIR before the week's intensity climbs.</w:t>
+        <w:t xml:space="preserve">Technique day — form over load. Back Squat, Split Squat, Single-Arm Row, and Deadlift all run at their Week 1 working loads (60% of estimated 1RM off Jah's tested 5RMs). No PRs today; the goal is clean patterns in the technique/submaximal band (3+ RIR) before the week's intensity climbs. Per CLAUDE.md's corrected RIR Model (8/17/2026), everything above 2 RIR is one band, not a graduated 3-vs-4-vs-5 target — RIR accuracy degrades the farther a set sits from failure, so naming a precise number up here would be false precision.</w:t>
       </w:r>
     </w:p>
     <w:p>
@@ -2747,7 +2747,7 @@
           <w:sz w:val="17"/>
           <w:szCs w:val="17"/>
         </w:rPr>
-        <w:t xml:space="preserve">Week 1 working load 105 lbs (60% of est. 1RM 175, off the tested 150 lbs x 5 baseline) — 3 RIR, technique-first.</w:t>
+        <w:t xml:space="preserve">Week 1 working load 105 lbs (60% of est. 1RM 175, off the tested 150 lbs x 5 baseline) — technique/submaximal band (3+ RIR), technique-first.</w:t>
       </w:r>
     </w:p>
     <w:tbl>
@@ -3253,7 +3253,7 @@
                 <w:sz w:val="14"/>
                 <w:szCs w:val="14"/>
               </w:rPr>
-              <w:t xml:space="preserve">  3 RIR</w:t>
+              <w:t xml:space="preserve">  Technique/submaximal band (3+ RIR)</w:t>
             </w:r>
           </w:p>
         </w:tc>
@@ -4159,7 +4159,7 @@
                 <w:sz w:val="15"/>
                 <w:szCs w:val="15"/>
               </w:rPr>
-              <w:t xml:space="preserve">+15 lbs → Bodyweight</w:t>
+              <w:t xml:space="preserve">+15 lbs (DB or plate) → Bodyweight</w:t>
             </w:r>
           </w:p>
         </w:tc>
@@ -5151,6 +5151,19 @@
               <w:t xml:space="preserve">Farmer Carry</w:t>
             </w:r>
           </w:p>
+          <w:p>
+            <w:r>
+              <w:rPr>
+                <w:rFonts w:ascii="Arial" w:cs="Arial" w:eastAsia="Arial" w:hAnsi="Arial"/>
+                <w:i/>
+                <w:iCs/>
+                <w:color w:val="6B6B6B"/>
+                <w:sz w:val="14"/>
+                <w:szCs w:val="14"/>
+              </w:rPr>
+              <w:t xml:space="preserve">His established 60 lbs/hand sits exactly on the studio’s dumbbell ceiling, so every progression from here — including the 75 lb/hand 4-week target — runs on the trap bar or plate-loaded implements.</w:t>
+            </w:r>
+          </w:p>
         </w:tc>
         <w:tc>
           <w:tcPr>
@@ -5247,7 +5260,7 @@
                 <w:sz w:val="15"/>
                 <w:szCs w:val="15"/>
               </w:rPr>
-              <w:t xml:space="preserve">60 lbs/hand (established baseline)</w:t>
+              <w:t xml:space="preserve">60 lbs/hand (established baseline — DB or trap bar)</w:t>
             </w:r>
           </w:p>
         </w:tc>
@@ -5630,7 +5643,7 @@
           <w:sz w:val="17"/>
           <w:szCs w:val="17"/>
         </w:rPr>
-        <w:t xml:space="preserve">Technique day — every rep at 3 RIR minimum. Goblet Squat is Jah's first exposure this week; coach should confirm depth and knee tracking before Week 2 loads increase. Film side-on for Back Squat and Deadlift.</w:t>
+        <w:t xml:space="preserve">Technique day — every rep in the technique/submaximal band, 3+ RIR, nothing near failure. Goblet Squat is Jah's first exposure this week; coach should confirm depth and knee tracking before Week 2 loads increase. Film side-on for Back Squat and Deadlift.</w:t>
       </w:r>
     </w:p>
     <w:p>
@@ -7887,7 +7900,7 @@
                 <w:sz w:val="15"/>
                 <w:szCs w:val="15"/>
               </w:rPr>
-              <w:t xml:space="preserve">+15 lbs → Bodyweight</w:t>
+              <w:t xml:space="preserve">+15 lbs (DB or plate) → Bodyweight</w:t>
             </w:r>
           </w:p>
         </w:tc>
@@ -8790,7 +8803,7 @@
                 <w:sz w:val="18"/>
                 <w:szCs w:val="18"/>
               </w:rPr>
-              <w:t xml:space="preserve">Kettlebell Swing / Battle Rope Interval</w:t>
+              <w:t xml:space="preserve">Kettlebell Swing / Assault Bike Interval</w:t>
             </w:r>
           </w:p>
         </w:tc>
@@ -8889,7 +8902,7 @@
                 <w:sz w:val="15"/>
                 <w:szCs w:val="15"/>
               </w:rPr>
-              <w:t xml:space="preserve">Moderate</w:t>
+              <w:t xml:space="preserve">25 lb KB (studio ceiling) or bike</w:t>
             </w:r>
           </w:p>
         </w:tc>
@@ -8985,7 +8998,7 @@
                 <w:sz w:val="17"/>
                 <w:szCs w:val="17"/>
               </w:rPr>
-              <w:t xml:space="preserve">Energy becomes identity — hold form to the last round.</w:t>
+              <w:t xml:space="preserve">Energy becomes identity — hold form to the last round. Bike if the 25 lb bell is too light to drive intervals.</w:t>
             </w:r>
           </w:p>
         </w:tc>
@@ -12388,7 +12401,7 @@
                 <w:sz w:val="15"/>
                 <w:szCs w:val="15"/>
               </w:rPr>
-              <w:t xml:space="preserve">65 lbs/hand (Wk1 — progressing toward 75 lb Wk4 target)</w:t>
+              <w:t xml:space="preserve">65 lbs/hand, trap bar (Wk1 — progressing toward 75 lb Wk4 target)</w:t>
             </w:r>
           </w:p>
         </w:tc>
@@ -13644,7 +13657,7 @@
           <w:sz w:val="17"/>
           <w:szCs w:val="17"/>
         </w:rPr>
-        <w:t xml:space="preserve">Plank: 2:30 loaded (15 lb plate). Push-Up: Weighted — 35+ reps. Pull-Up: Weighted +15 lbs — 8+ reps. Back Squat: 170–180 lbs. Deadlift: 225–235 lbs. Single-Arm Row: 72.5 lbs. Split Squat: 72.5–75 lbs. Farmer Carry: 75 lbs/hand. All figures per coach note — add load only at top of rep range with clean form (RIR model), never a grind to failure.</w:t>
+        <w:t xml:space="preserve">Plank: 2:30 loaded (15 lb plate). Push-Up: Weighted — 35+ reps. Pull-Up: Weighted +15 lbs (DB between feet or plate) — 8+ reps. Back Squat: 170–180 lbs. Deadlift: 225–235 lbs. Single-Arm Row: 72.5 lbs. Split Squat: 72.5–75 lbs. Farmer Carry: 75 lbs/hand. (Implement note: the row, split squat and carry 4-week targets all cross the studio’s 60 lb/hand dumbbell ceiling — run them on the landmine/Kieser, barbell, and trap bar respectively. The loads are achievable in-studio; the dumbbells simply stop at 60.) All figures per coach note — add load only at top of rep range with clean form (RIR model), never a grind to failure.</w:t>
       </w:r>
     </w:p>
     <w:p>
